--- a/docs/bachelor-report-1-accounts-subscriptions.docx
+++ b/docs/bachelor-report-1-accounts-subscriptions.docx
@@ -876,42 +876,821 @@
     </w:p>
     <w:p>
       <w:pPr>
-        <w:spacing w:after="80"/>
-      </w:pPr>
+        <w:tabs>
+          <w:tab w:pos="9354" w:val="right" w:leader="dot"/>
+        </w:tabs>
+        <w:spacing w:before="0" w:after="40" w:line="276" w:lineRule="auto"/>
+      </w:pPr>
+      <w:r>
+        <w:rPr>
+          <w:rFonts w:ascii="Liberation Serif" w:hAnsi="Liberation Serif" w:cs="Liberation Serif" w:eastAsia="Liberation Serif"/>
+          <w:b/>
+          <w:sz w:val="28"/>
+        </w:rPr>
+        <w:t>АНОТАЦІЯ</w:t>
+      </w:r>
       <w:r>
         <w:rPr>
           <w:rFonts w:ascii="Liberation Serif" w:hAnsi="Liberation Serif" w:cs="Liberation Serif" w:eastAsia="Liberation Serif"/>
           <w:sz w:val="28"/>
         </w:rPr>
-        <w:fldChar w:fldCharType="begin"/>
+        <w:tab/>
+      </w:r>
+      <w:r>
+        <w:rPr>
+          <w:rFonts w:ascii="Liberation Serif" w:hAnsi="Liberation Serif" w:cs="Liberation Serif" w:eastAsia="Liberation Serif"/>
+          <w:b/>
+          <w:sz w:val="28"/>
+        </w:rPr>
+        <w:t>2</w:t>
+      </w:r>
+    </w:p>
+    <w:p>
+      <w:pPr>
+        <w:tabs>
+          <w:tab w:pos="9354" w:val="right" w:leader="dot"/>
+        </w:tabs>
+        <w:spacing w:before="0" w:after="40" w:line="276" w:lineRule="auto"/>
+      </w:pPr>
+      <w:r>
+        <w:rPr>
+          <w:rFonts w:ascii="Liberation Serif" w:hAnsi="Liberation Serif" w:cs="Liberation Serif" w:eastAsia="Liberation Serif"/>
+          <w:b/>
+          <w:sz w:val="28"/>
+        </w:rPr>
+        <w:t>ЗМІСТ</w:t>
       </w:r>
       <w:r>
         <w:rPr>
           <w:rFonts w:ascii="Liberation Serif" w:hAnsi="Liberation Serif" w:cs="Liberation Serif" w:eastAsia="Liberation Serif"/>
           <w:sz w:val="28"/>
         </w:rPr>
-        <w:instrText xml:space="preserve"> TOC \o "1-2" \h \z \u </w:instrText>
+        <w:tab/>
+      </w:r>
+      <w:r>
+        <w:rPr>
+          <w:rFonts w:ascii="Liberation Serif" w:hAnsi="Liberation Serif" w:cs="Liberation Serif" w:eastAsia="Liberation Serif"/>
+          <w:b/>
+          <w:sz w:val="28"/>
+        </w:rPr>
+        <w:t>5</w:t>
+      </w:r>
+    </w:p>
+    <w:p>
+      <w:pPr>
+        <w:tabs>
+          <w:tab w:pos="9354" w:val="right" w:leader="dot"/>
+        </w:tabs>
+        <w:spacing w:before="0" w:after="40" w:line="276" w:lineRule="auto"/>
+      </w:pPr>
+      <w:r>
+        <w:rPr>
+          <w:rFonts w:ascii="Liberation Serif" w:hAnsi="Liberation Serif" w:cs="Liberation Serif" w:eastAsia="Liberation Serif"/>
+          <w:b/>
+          <w:sz w:val="28"/>
+        </w:rPr>
+        <w:t>ВСТУП</w:t>
       </w:r>
       <w:r>
         <w:rPr>
           <w:rFonts w:ascii="Liberation Serif" w:hAnsi="Liberation Serif" w:cs="Liberation Serif" w:eastAsia="Liberation Serif"/>
           <w:sz w:val="28"/>
         </w:rPr>
-        <w:fldChar w:fldCharType="separate"/>
+        <w:tab/>
+      </w:r>
+      <w:r>
+        <w:rPr>
+          <w:rFonts w:ascii="Liberation Serif" w:hAnsi="Liberation Serif" w:cs="Liberation Serif" w:eastAsia="Liberation Serif"/>
+          <w:b/>
+          <w:sz w:val="28"/>
+        </w:rPr>
+        <w:t>6</w:t>
+      </w:r>
+    </w:p>
+    <w:p>
+      <w:pPr>
+        <w:tabs>
+          <w:tab w:pos="9354" w:val="right" w:leader="dot"/>
+        </w:tabs>
+        <w:spacing w:before="0" w:after="40" w:line="276" w:lineRule="auto"/>
+      </w:pPr>
+      <w:r>
+        <w:rPr>
+          <w:rFonts w:ascii="Liberation Serif" w:hAnsi="Liberation Serif" w:cs="Liberation Serif" w:eastAsia="Liberation Serif"/>
+          <w:b/>
+          <w:sz w:val="28"/>
+        </w:rPr>
+        <w:t>РОЗДІЛ 1. ЗАГАЛЬНА ХАРАКТЕРИСТИКА СИСТЕМИ</w:t>
       </w:r>
       <w:r>
         <w:rPr>
           <w:rFonts w:ascii="Liberation Serif" w:hAnsi="Liberation Serif" w:cs="Liberation Serif" w:eastAsia="Liberation Serif"/>
           <w:sz w:val="28"/>
         </w:rPr>
-        <w:t>Зміст оновлюється автоматично (виділіть і натисніть F9).</w:t>
-      </w:r>
+        <w:tab/>
+      </w:r>
+      <w:r>
+        <w:rPr>
+          <w:rFonts w:ascii="Liberation Serif" w:hAnsi="Liberation Serif" w:cs="Liberation Serif" w:eastAsia="Liberation Serif"/>
+          <w:b/>
+          <w:sz w:val="28"/>
+        </w:rPr>
+        <w:t>9</w:t>
+      </w:r>
+    </w:p>
+    <w:p>
+      <w:pPr>
+        <w:tabs>
+          <w:tab w:pos="9354" w:val="right" w:leader="dot"/>
+        </w:tabs>
+        <w:spacing w:before="0" w:after="40" w:line="276" w:lineRule="auto"/>
+        <w:ind w:left="454"/>
+      </w:pPr>
       <w:r>
         <w:rPr>
           <w:rFonts w:ascii="Liberation Serif" w:hAnsi="Liberation Serif" w:cs="Liberation Serif" w:eastAsia="Liberation Serif"/>
           <w:sz w:val="28"/>
         </w:rPr>
-        <w:fldChar w:fldCharType="end"/>
+        <w:t>1.1 Опис предметної галузі</w:t>
+      </w:r>
+      <w:r>
+        <w:rPr>
+          <w:rFonts w:ascii="Liberation Serif" w:hAnsi="Liberation Serif" w:cs="Liberation Serif" w:eastAsia="Liberation Serif"/>
+          <w:sz w:val="28"/>
+        </w:rPr>
+        <w:tab/>
+      </w:r>
+      <w:r>
+        <w:rPr>
+          <w:rFonts w:ascii="Liberation Serif" w:hAnsi="Liberation Serif" w:cs="Liberation Serif" w:eastAsia="Liberation Serif"/>
+          <w:sz w:val="28"/>
+        </w:rPr>
+        <w:t>9</w:t>
+      </w:r>
+    </w:p>
+    <w:p>
+      <w:pPr>
+        <w:tabs>
+          <w:tab w:pos="9354" w:val="right" w:leader="dot"/>
+        </w:tabs>
+        <w:spacing w:before="0" w:after="40" w:line="276" w:lineRule="auto"/>
+        <w:ind w:left="454"/>
+      </w:pPr>
+      <w:r>
+        <w:rPr>
+          <w:rFonts w:ascii="Liberation Serif" w:hAnsi="Liberation Serif" w:cs="Liberation Serif" w:eastAsia="Liberation Serif"/>
+          <w:sz w:val="28"/>
+        </w:rPr>
+        <w:t>1.2 Порівняльний аналіз наявних рішень</w:t>
+      </w:r>
+      <w:r>
+        <w:rPr>
+          <w:rFonts w:ascii="Liberation Serif" w:hAnsi="Liberation Serif" w:cs="Liberation Serif" w:eastAsia="Liberation Serif"/>
+          <w:sz w:val="28"/>
+        </w:rPr>
+        <w:tab/>
+      </w:r>
+      <w:r>
+        <w:rPr>
+          <w:rFonts w:ascii="Liberation Serif" w:hAnsi="Liberation Serif" w:cs="Liberation Serif" w:eastAsia="Liberation Serif"/>
+          <w:sz w:val="28"/>
+        </w:rPr>
+        <w:t>9</w:t>
+      </w:r>
+    </w:p>
+    <w:p>
+      <w:pPr>
+        <w:tabs>
+          <w:tab w:pos="9354" w:val="right" w:leader="dot"/>
+        </w:tabs>
+        <w:spacing w:before="0" w:after="40" w:line="276" w:lineRule="auto"/>
+        <w:ind w:left="454"/>
+      </w:pPr>
+      <w:r>
+        <w:rPr>
+          <w:rFonts w:ascii="Liberation Serif" w:hAnsi="Liberation Serif" w:cs="Liberation Serif" w:eastAsia="Liberation Serif"/>
+          <w:sz w:val="28"/>
+        </w:rPr>
+        <w:t>1.3 Постановка задачі розроблення</w:t>
+      </w:r>
+      <w:r>
+        <w:rPr>
+          <w:rFonts w:ascii="Liberation Serif" w:hAnsi="Liberation Serif" w:cs="Liberation Serif" w:eastAsia="Liberation Serif"/>
+          <w:sz w:val="28"/>
+        </w:rPr>
+        <w:tab/>
+      </w:r>
+      <w:r>
+        <w:rPr>
+          <w:rFonts w:ascii="Liberation Serif" w:hAnsi="Liberation Serif" w:cs="Liberation Serif" w:eastAsia="Liberation Serif"/>
+          <w:sz w:val="28"/>
+        </w:rPr>
+        <w:t>10</w:t>
+      </w:r>
+    </w:p>
+    <w:p>
+      <w:pPr>
+        <w:tabs>
+          <w:tab w:pos="9354" w:val="right" w:leader="dot"/>
+        </w:tabs>
+        <w:spacing w:before="0" w:after="40" w:line="276" w:lineRule="auto"/>
+      </w:pPr>
+      <w:r>
+        <w:rPr>
+          <w:rFonts w:ascii="Liberation Serif" w:hAnsi="Liberation Serif" w:cs="Liberation Serif" w:eastAsia="Liberation Serif"/>
+          <w:b/>
+          <w:sz w:val="28"/>
+        </w:rPr>
+        <w:t>РОЗДІЛ 2. ПРОЄКТУВАННЯ ТА РЕАЛІЗАЦІЯ ПІДСИСТЕМИ ОБЛІКОВИХ ЗАПИСІВ</w:t>
+      </w:r>
+      <w:r>
+        <w:rPr>
+          <w:rFonts w:ascii="Liberation Serif" w:hAnsi="Liberation Serif" w:cs="Liberation Serif" w:eastAsia="Liberation Serif"/>
+          <w:sz w:val="28"/>
+        </w:rPr>
+        <w:tab/>
+      </w:r>
+      <w:r>
+        <w:rPr>
+          <w:rFonts w:ascii="Liberation Serif" w:hAnsi="Liberation Serif" w:cs="Liberation Serif" w:eastAsia="Liberation Serif"/>
+          <w:b/>
+          <w:sz w:val="28"/>
+        </w:rPr>
+        <w:t>12</w:t>
+      </w:r>
+    </w:p>
+    <w:p>
+      <w:pPr>
+        <w:tabs>
+          <w:tab w:pos="9354" w:val="right" w:leader="dot"/>
+        </w:tabs>
+        <w:spacing w:before="0" w:after="40" w:line="276" w:lineRule="auto"/>
+        <w:ind w:left="454"/>
+      </w:pPr>
+      <w:r>
+        <w:rPr>
+          <w:rFonts w:ascii="Liberation Serif" w:hAnsi="Liberation Serif" w:cs="Liberation Serif" w:eastAsia="Liberation Serif"/>
+          <w:sz w:val="28"/>
+        </w:rPr>
+        <w:t>2.1 Обґрунтування вибору технологій</w:t>
+      </w:r>
+      <w:r>
+        <w:rPr>
+          <w:rFonts w:ascii="Liberation Serif" w:hAnsi="Liberation Serif" w:cs="Liberation Serif" w:eastAsia="Liberation Serif"/>
+          <w:sz w:val="28"/>
+        </w:rPr>
+        <w:tab/>
+      </w:r>
+      <w:r>
+        <w:rPr>
+          <w:rFonts w:ascii="Liberation Serif" w:hAnsi="Liberation Serif" w:cs="Liberation Serif" w:eastAsia="Liberation Serif"/>
+          <w:sz w:val="28"/>
+        </w:rPr>
+        <w:t>12</w:t>
+      </w:r>
+    </w:p>
+    <w:p>
+      <w:pPr>
+        <w:tabs>
+          <w:tab w:pos="9354" w:val="right" w:leader="dot"/>
+        </w:tabs>
+        <w:spacing w:before="0" w:after="40" w:line="276" w:lineRule="auto"/>
+        <w:ind w:left="454"/>
+      </w:pPr>
+      <w:r>
+        <w:rPr>
+          <w:rFonts w:ascii="Liberation Serif" w:hAnsi="Liberation Serif" w:cs="Liberation Serif" w:eastAsia="Liberation Serif"/>
+          <w:sz w:val="28"/>
+        </w:rPr>
+        <w:t>2.2 Архітектура підсистеми та принципи SOLID</w:t>
+      </w:r>
+      <w:r>
+        <w:rPr>
+          <w:rFonts w:ascii="Liberation Serif" w:hAnsi="Liberation Serif" w:cs="Liberation Serif" w:eastAsia="Liberation Serif"/>
+          <w:sz w:val="28"/>
+        </w:rPr>
+        <w:tab/>
+      </w:r>
+      <w:r>
+        <w:rPr>
+          <w:rFonts w:ascii="Liberation Serif" w:hAnsi="Liberation Serif" w:cs="Liberation Serif" w:eastAsia="Liberation Serif"/>
+          <w:sz w:val="28"/>
+        </w:rPr>
+        <w:t>13</w:t>
+      </w:r>
+    </w:p>
+    <w:p>
+      <w:pPr>
+        <w:tabs>
+          <w:tab w:pos="9354" w:val="right" w:leader="dot"/>
+        </w:tabs>
+        <w:spacing w:before="0" w:after="40" w:line="276" w:lineRule="auto"/>
+        <w:ind w:left="454"/>
+      </w:pPr>
+      <w:r>
+        <w:rPr>
+          <w:rFonts w:ascii="Liberation Serif" w:hAnsi="Liberation Serif" w:cs="Liberation Serif" w:eastAsia="Liberation Serif"/>
+          <w:sz w:val="28"/>
+        </w:rPr>
+        <w:t>2.3 Структурна модель даних</w:t>
+      </w:r>
+      <w:r>
+        <w:rPr>
+          <w:rFonts w:ascii="Liberation Serif" w:hAnsi="Liberation Serif" w:cs="Liberation Serif" w:eastAsia="Liberation Serif"/>
+          <w:sz w:val="28"/>
+        </w:rPr>
+        <w:tab/>
+      </w:r>
+      <w:r>
+        <w:rPr>
+          <w:rFonts w:ascii="Liberation Serif" w:hAnsi="Liberation Serif" w:cs="Liberation Serif" w:eastAsia="Liberation Serif"/>
+          <w:sz w:val="28"/>
+        </w:rPr>
+        <w:t>13</w:t>
+      </w:r>
+    </w:p>
+    <w:p>
+      <w:pPr>
+        <w:tabs>
+          <w:tab w:pos="9354" w:val="right" w:leader="dot"/>
+        </w:tabs>
+        <w:spacing w:before="0" w:after="40" w:line="276" w:lineRule="auto"/>
+        <w:ind w:left="454"/>
+      </w:pPr>
+      <w:r>
+        <w:rPr>
+          <w:rFonts w:ascii="Liberation Serif" w:hAnsi="Liberation Serif" w:cs="Liberation Serif" w:eastAsia="Liberation Serif"/>
+          <w:sz w:val="28"/>
+        </w:rPr>
+        <w:t>2.4 Безпарольна реєстрація за магічним посиланням</w:t>
+      </w:r>
+      <w:r>
+        <w:rPr>
+          <w:rFonts w:ascii="Liberation Serif" w:hAnsi="Liberation Serif" w:cs="Liberation Serif" w:eastAsia="Liberation Serif"/>
+          <w:sz w:val="28"/>
+        </w:rPr>
+        <w:tab/>
+      </w:r>
+      <w:r>
+        <w:rPr>
+          <w:rFonts w:ascii="Liberation Serif" w:hAnsi="Liberation Serif" w:cs="Liberation Serif" w:eastAsia="Liberation Serif"/>
+          <w:sz w:val="28"/>
+        </w:rPr>
+        <w:t>14</w:t>
+      </w:r>
+    </w:p>
+    <w:p>
+      <w:pPr>
+        <w:tabs>
+          <w:tab w:pos="9354" w:val="right" w:leader="dot"/>
+        </w:tabs>
+        <w:spacing w:before="0" w:after="40" w:line="276" w:lineRule="auto"/>
+        <w:ind w:left="454"/>
+      </w:pPr>
+      <w:r>
+        <w:rPr>
+          <w:rFonts w:ascii="Liberation Serif" w:hAnsi="Liberation Serif" w:cs="Liberation Serif" w:eastAsia="Liberation Serif"/>
+          <w:sz w:val="28"/>
+        </w:rPr>
+        <w:t>2.5 Криптографічний захист облікових даних</w:t>
+      </w:r>
+      <w:r>
+        <w:rPr>
+          <w:rFonts w:ascii="Liberation Serif" w:hAnsi="Liberation Serif" w:cs="Liberation Serif" w:eastAsia="Liberation Serif"/>
+          <w:sz w:val="28"/>
+        </w:rPr>
+        <w:tab/>
+      </w:r>
+      <w:r>
+        <w:rPr>
+          <w:rFonts w:ascii="Liberation Serif" w:hAnsi="Liberation Serif" w:cs="Liberation Serif" w:eastAsia="Liberation Serif"/>
+          <w:sz w:val="28"/>
+        </w:rPr>
+        <w:t>18</w:t>
+      </w:r>
+    </w:p>
+    <w:p>
+      <w:pPr>
+        <w:tabs>
+          <w:tab w:pos="9354" w:val="right" w:leader="dot"/>
+        </w:tabs>
+        <w:spacing w:before="0" w:after="40" w:line="276" w:lineRule="auto"/>
+        <w:ind w:left="454"/>
+      </w:pPr>
+      <w:r>
+        <w:rPr>
+          <w:rFonts w:ascii="Liberation Serif" w:hAnsi="Liberation Serif" w:cs="Liberation Serif" w:eastAsia="Liberation Serif"/>
+          <w:sz w:val="28"/>
+        </w:rPr>
+        <w:t>2.6 Двофакторна автентифікація за стандартом TOTP</w:t>
+      </w:r>
+      <w:r>
+        <w:rPr>
+          <w:rFonts w:ascii="Liberation Serif" w:hAnsi="Liberation Serif" w:cs="Liberation Serif" w:eastAsia="Liberation Serif"/>
+          <w:sz w:val="28"/>
+        </w:rPr>
+        <w:tab/>
+      </w:r>
+      <w:r>
+        <w:rPr>
+          <w:rFonts w:ascii="Liberation Serif" w:hAnsi="Liberation Serif" w:cs="Liberation Serif" w:eastAsia="Liberation Serif"/>
+          <w:sz w:val="28"/>
+        </w:rPr>
+        <w:t>19</w:t>
+      </w:r>
+    </w:p>
+    <w:p>
+      <w:pPr>
+        <w:tabs>
+          <w:tab w:pos="9354" w:val="right" w:leader="dot"/>
+        </w:tabs>
+        <w:spacing w:before="0" w:after="40" w:line="276" w:lineRule="auto"/>
+        <w:ind w:left="454"/>
+      </w:pPr>
+      <w:r>
+        <w:rPr>
+          <w:rFonts w:ascii="Liberation Serif" w:hAnsi="Liberation Serif" w:cs="Liberation Serif" w:eastAsia="Liberation Serif"/>
+          <w:sz w:val="28"/>
+        </w:rPr>
+        <w:t>2.7 Багатопрофільність та PIN-захист профілю</w:t>
+      </w:r>
+      <w:r>
+        <w:rPr>
+          <w:rFonts w:ascii="Liberation Serif" w:hAnsi="Liberation Serif" w:cs="Liberation Serif" w:eastAsia="Liberation Serif"/>
+          <w:sz w:val="28"/>
+        </w:rPr>
+        <w:tab/>
+      </w:r>
+      <w:r>
+        <w:rPr>
+          <w:rFonts w:ascii="Liberation Serif" w:hAnsi="Liberation Serif" w:cs="Liberation Serif" w:eastAsia="Liberation Serif"/>
+          <w:sz w:val="28"/>
+        </w:rPr>
+        <w:t>21</w:t>
+      </w:r>
+    </w:p>
+    <w:p>
+      <w:pPr>
+        <w:tabs>
+          <w:tab w:pos="9354" w:val="right" w:leader="dot"/>
+        </w:tabs>
+        <w:spacing w:before="0" w:after="40" w:line="276" w:lineRule="auto"/>
+        <w:ind w:left="454"/>
+      </w:pPr>
+      <w:r>
+        <w:rPr>
+          <w:rFonts w:ascii="Liberation Serif" w:hAnsi="Liberation Serif" w:cs="Liberation Serif" w:eastAsia="Liberation Serif"/>
+          <w:sz w:val="28"/>
+        </w:rPr>
+        <w:t>2.8 Відмовостійка інтеграція платіжного шлюзу</w:t>
+      </w:r>
+      <w:r>
+        <w:rPr>
+          <w:rFonts w:ascii="Liberation Serif" w:hAnsi="Liberation Serif" w:cs="Liberation Serif" w:eastAsia="Liberation Serif"/>
+          <w:sz w:val="28"/>
+        </w:rPr>
+        <w:tab/>
+      </w:r>
+      <w:r>
+        <w:rPr>
+          <w:rFonts w:ascii="Liberation Serif" w:hAnsi="Liberation Serif" w:cs="Liberation Serif" w:eastAsia="Liberation Serif"/>
+          <w:sz w:val="28"/>
+        </w:rPr>
+        <w:t>22</w:t>
+      </w:r>
+    </w:p>
+    <w:p>
+      <w:pPr>
+        <w:tabs>
+          <w:tab w:pos="9354" w:val="right" w:leader="dot"/>
+        </w:tabs>
+        <w:spacing w:before="0" w:after="40" w:line="276" w:lineRule="auto"/>
+        <w:ind w:left="454"/>
+      </w:pPr>
+      <w:r>
+        <w:rPr>
+          <w:rFonts w:ascii="Liberation Serif" w:hAnsi="Liberation Serif" w:cs="Liberation Serif" w:eastAsia="Liberation Serif"/>
+          <w:sz w:val="28"/>
+        </w:rPr>
+        <w:t>2.9 Клієнтська частина та керування станом</w:t>
+      </w:r>
+      <w:r>
+        <w:rPr>
+          <w:rFonts w:ascii="Liberation Serif" w:hAnsi="Liberation Serif" w:cs="Liberation Serif" w:eastAsia="Liberation Serif"/>
+          <w:sz w:val="28"/>
+        </w:rPr>
+        <w:tab/>
+      </w:r>
+      <w:r>
+        <w:rPr>
+          <w:rFonts w:ascii="Liberation Serif" w:hAnsi="Liberation Serif" w:cs="Liberation Serif" w:eastAsia="Liberation Serif"/>
+          <w:sz w:val="28"/>
+        </w:rPr>
+        <w:t>24</w:t>
+      </w:r>
+    </w:p>
+    <w:p>
+      <w:pPr>
+        <w:tabs>
+          <w:tab w:pos="9354" w:val="right" w:leader="dot"/>
+        </w:tabs>
+        <w:spacing w:before="0" w:after="40" w:line="276" w:lineRule="auto"/>
+        <w:ind w:left="454"/>
+      </w:pPr>
+      <w:r>
+        <w:rPr>
+          <w:rFonts w:ascii="Liberation Serif" w:hAnsi="Liberation Serif" w:cs="Liberation Serif" w:eastAsia="Liberation Serif"/>
+          <w:sz w:val="28"/>
+        </w:rPr>
+        <w:t>2.10 Безпарольний вхід, відновлення доступу та допоміжні сценарії</w:t>
+      </w:r>
+      <w:r>
+        <w:rPr>
+          <w:rFonts w:ascii="Liberation Serif" w:hAnsi="Liberation Serif" w:cs="Liberation Serif" w:eastAsia="Liberation Serif"/>
+          <w:sz w:val="28"/>
+        </w:rPr>
+        <w:tab/>
+      </w:r>
+      <w:r>
+        <w:rPr>
+          <w:rFonts w:ascii="Liberation Serif" w:hAnsi="Liberation Serif" w:cs="Liberation Serif" w:eastAsia="Liberation Serif"/>
+          <w:sz w:val="28"/>
+        </w:rPr>
+        <w:t>25</w:t>
+      </w:r>
+    </w:p>
+    <w:p>
+      <w:pPr>
+        <w:tabs>
+          <w:tab w:pos="9354" w:val="right" w:leader="dot"/>
+        </w:tabs>
+        <w:spacing w:before="0" w:after="40" w:line="276" w:lineRule="auto"/>
+      </w:pPr>
+      <w:r>
+        <w:rPr>
+          <w:rFonts w:ascii="Liberation Serif" w:hAnsi="Liberation Serif" w:cs="Liberation Serif" w:eastAsia="Liberation Serif"/>
+          <w:b/>
+          <w:sz w:val="28"/>
+        </w:rPr>
+        <w:t>РОЗДІЛ 3. ВИПРОБУВАННЯ ТА ОЦІНКА ПІДСИСТЕМИ</w:t>
+      </w:r>
+      <w:r>
+        <w:rPr>
+          <w:rFonts w:ascii="Liberation Serif" w:hAnsi="Liberation Serif" w:cs="Liberation Serif" w:eastAsia="Liberation Serif"/>
+          <w:sz w:val="28"/>
+        </w:rPr>
+        <w:tab/>
+      </w:r>
+      <w:r>
+        <w:rPr>
+          <w:rFonts w:ascii="Liberation Serif" w:hAnsi="Liberation Serif" w:cs="Liberation Serif" w:eastAsia="Liberation Serif"/>
+          <w:b/>
+          <w:sz w:val="28"/>
+        </w:rPr>
+        <w:t>30</w:t>
+      </w:r>
+    </w:p>
+    <w:p>
+      <w:pPr>
+        <w:tabs>
+          <w:tab w:pos="9354" w:val="right" w:leader="dot"/>
+        </w:tabs>
+        <w:spacing w:before="0" w:after="40" w:line="276" w:lineRule="auto"/>
+        <w:ind w:left="454"/>
+      </w:pPr>
+      <w:r>
+        <w:rPr>
+          <w:rFonts w:ascii="Liberation Serif" w:hAnsi="Liberation Serif" w:cs="Liberation Serif" w:eastAsia="Liberation Serif"/>
+          <w:sz w:val="28"/>
+        </w:rPr>
+        <w:t>3.1 Методика та види тестування</w:t>
+      </w:r>
+      <w:r>
+        <w:rPr>
+          <w:rFonts w:ascii="Liberation Serif" w:hAnsi="Liberation Serif" w:cs="Liberation Serif" w:eastAsia="Liberation Serif"/>
+          <w:sz w:val="28"/>
+        </w:rPr>
+        <w:tab/>
+      </w:r>
+      <w:r>
+        <w:rPr>
+          <w:rFonts w:ascii="Liberation Serif" w:hAnsi="Liberation Serif" w:cs="Liberation Serif" w:eastAsia="Liberation Serif"/>
+          <w:sz w:val="28"/>
+        </w:rPr>
+        <w:t>30</w:t>
+      </w:r>
+    </w:p>
+    <w:p>
+      <w:pPr>
+        <w:tabs>
+          <w:tab w:pos="9354" w:val="right" w:leader="dot"/>
+        </w:tabs>
+        <w:spacing w:before="0" w:after="40" w:line="276" w:lineRule="auto"/>
+        <w:ind w:left="454"/>
+      </w:pPr>
+      <w:r>
+        <w:rPr>
+          <w:rFonts w:ascii="Liberation Serif" w:hAnsi="Liberation Serif" w:cs="Liberation Serif" w:eastAsia="Liberation Serif"/>
+          <w:sz w:val="28"/>
+        </w:rPr>
+        <w:t>3.2 Функціональне випробування</w:t>
+      </w:r>
+      <w:r>
+        <w:rPr>
+          <w:rFonts w:ascii="Liberation Serif" w:hAnsi="Liberation Serif" w:cs="Liberation Serif" w:eastAsia="Liberation Serif"/>
+          <w:sz w:val="28"/>
+        </w:rPr>
+        <w:tab/>
+      </w:r>
+      <w:r>
+        <w:rPr>
+          <w:rFonts w:ascii="Liberation Serif" w:hAnsi="Liberation Serif" w:cs="Liberation Serif" w:eastAsia="Liberation Serif"/>
+          <w:sz w:val="28"/>
+        </w:rPr>
+        <w:t>30</w:t>
+      </w:r>
+    </w:p>
+    <w:p>
+      <w:pPr>
+        <w:tabs>
+          <w:tab w:pos="9354" w:val="right" w:leader="dot"/>
+        </w:tabs>
+        <w:spacing w:before="0" w:after="40" w:line="276" w:lineRule="auto"/>
+        <w:ind w:left="454"/>
+      </w:pPr>
+      <w:r>
+        <w:rPr>
+          <w:rFonts w:ascii="Liberation Serif" w:hAnsi="Liberation Serif" w:cs="Liberation Serif" w:eastAsia="Liberation Serif"/>
+          <w:sz w:val="28"/>
+        </w:rPr>
+        <w:t>3.3 Безпекове випробування</w:t>
+      </w:r>
+      <w:r>
+        <w:rPr>
+          <w:rFonts w:ascii="Liberation Serif" w:hAnsi="Liberation Serif" w:cs="Liberation Serif" w:eastAsia="Liberation Serif"/>
+          <w:sz w:val="28"/>
+        </w:rPr>
+        <w:tab/>
+      </w:r>
+      <w:r>
+        <w:rPr>
+          <w:rFonts w:ascii="Liberation Serif" w:hAnsi="Liberation Serif" w:cs="Liberation Serif" w:eastAsia="Liberation Serif"/>
+          <w:sz w:val="28"/>
+        </w:rPr>
+        <w:t>31</w:t>
+      </w:r>
+    </w:p>
+    <w:p>
+      <w:pPr>
+        <w:tabs>
+          <w:tab w:pos="9354" w:val="right" w:leader="dot"/>
+        </w:tabs>
+        <w:spacing w:before="0" w:after="40" w:line="276" w:lineRule="auto"/>
+        <w:ind w:left="454"/>
+      </w:pPr>
+      <w:r>
+        <w:rPr>
+          <w:rFonts w:ascii="Liberation Serif" w:hAnsi="Liberation Serif" w:cs="Liberation Serif" w:eastAsia="Liberation Serif"/>
+          <w:sz w:val="28"/>
+        </w:rPr>
+        <w:t>3.4 Показники продуктивності та відмовостійкості</w:t>
+      </w:r>
+      <w:r>
+        <w:rPr>
+          <w:rFonts w:ascii="Liberation Serif" w:hAnsi="Liberation Serif" w:cs="Liberation Serif" w:eastAsia="Liberation Serif"/>
+          <w:sz w:val="28"/>
+        </w:rPr>
+        <w:tab/>
+      </w:r>
+      <w:r>
+        <w:rPr>
+          <w:rFonts w:ascii="Liberation Serif" w:hAnsi="Liberation Serif" w:cs="Liberation Serif" w:eastAsia="Liberation Serif"/>
+          <w:sz w:val="28"/>
+        </w:rPr>
+        <w:t>31</w:t>
+      </w:r>
+    </w:p>
+    <w:p>
+      <w:pPr>
+        <w:tabs>
+          <w:tab w:pos="9354" w:val="right" w:leader="dot"/>
+        </w:tabs>
+        <w:spacing w:before="0" w:after="40" w:line="276" w:lineRule="auto"/>
+        <w:ind w:left="454"/>
+      </w:pPr>
+      <w:r>
+        <w:rPr>
+          <w:rFonts w:ascii="Liberation Serif" w:hAnsi="Liberation Serif" w:cs="Liberation Serif" w:eastAsia="Liberation Serif"/>
+          <w:sz w:val="28"/>
+        </w:rPr>
+        <w:t>3.5 Контроль якості та командна взаємодія</w:t>
+      </w:r>
+      <w:r>
+        <w:rPr>
+          <w:rFonts w:ascii="Liberation Serif" w:hAnsi="Liberation Serif" w:cs="Liberation Serif" w:eastAsia="Liberation Serif"/>
+          <w:sz w:val="28"/>
+        </w:rPr>
+        <w:tab/>
+      </w:r>
+      <w:r>
+        <w:rPr>
+          <w:rFonts w:ascii="Liberation Serif" w:hAnsi="Liberation Serif" w:cs="Liberation Serif" w:eastAsia="Liberation Serif"/>
+          <w:sz w:val="28"/>
+        </w:rPr>
+        <w:t>32</w:t>
+      </w:r>
+    </w:p>
+    <w:p>
+      <w:pPr>
+        <w:tabs>
+          <w:tab w:pos="9354" w:val="right" w:leader="dot"/>
+        </w:tabs>
+        <w:spacing w:before="0" w:after="40" w:line="276" w:lineRule="auto"/>
+      </w:pPr>
+      <w:r>
+        <w:rPr>
+          <w:rFonts w:ascii="Liberation Serif" w:hAnsi="Liberation Serif" w:cs="Liberation Serif" w:eastAsia="Liberation Serif"/>
+          <w:b/>
+          <w:sz w:val="28"/>
+        </w:rPr>
+        <w:t>ВИСНОВКИ</w:t>
+      </w:r>
+      <w:r>
+        <w:rPr>
+          <w:rFonts w:ascii="Liberation Serif" w:hAnsi="Liberation Serif" w:cs="Liberation Serif" w:eastAsia="Liberation Serif"/>
+          <w:sz w:val="28"/>
+        </w:rPr>
+        <w:tab/>
+      </w:r>
+      <w:r>
+        <w:rPr>
+          <w:rFonts w:ascii="Liberation Serif" w:hAnsi="Liberation Serif" w:cs="Liberation Serif" w:eastAsia="Liberation Serif"/>
+          <w:b/>
+          <w:sz w:val="28"/>
+        </w:rPr>
+        <w:t>33</w:t>
+      </w:r>
+    </w:p>
+    <w:p>
+      <w:pPr>
+        <w:tabs>
+          <w:tab w:pos="9354" w:val="right" w:leader="dot"/>
+        </w:tabs>
+        <w:spacing w:before="0" w:after="40" w:line="276" w:lineRule="auto"/>
+      </w:pPr>
+      <w:r>
+        <w:rPr>
+          <w:rFonts w:ascii="Liberation Serif" w:hAnsi="Liberation Serif" w:cs="Liberation Serif" w:eastAsia="Liberation Serif"/>
+          <w:b/>
+          <w:sz w:val="28"/>
+        </w:rPr>
+        <w:t>ПЕРЕЛІК ДЖЕРЕЛ ПОСИЛАННЯ</w:t>
+      </w:r>
+      <w:r>
+        <w:rPr>
+          <w:rFonts w:ascii="Liberation Serif" w:hAnsi="Liberation Serif" w:cs="Liberation Serif" w:eastAsia="Liberation Serif"/>
+          <w:sz w:val="28"/>
+        </w:rPr>
+        <w:tab/>
+      </w:r>
+      <w:r>
+        <w:rPr>
+          <w:rFonts w:ascii="Liberation Serif" w:hAnsi="Liberation Serif" w:cs="Liberation Serif" w:eastAsia="Liberation Serif"/>
+          <w:b/>
+          <w:sz w:val="28"/>
+        </w:rPr>
+        <w:t>35</w:t>
+      </w:r>
+    </w:p>
+    <w:p>
+      <w:pPr>
+        <w:tabs>
+          <w:tab w:pos="9354" w:val="right" w:leader="dot"/>
+        </w:tabs>
+        <w:spacing w:before="0" w:after="40" w:line="276" w:lineRule="auto"/>
+      </w:pPr>
+      <w:r>
+        <w:rPr>
+          <w:rFonts w:ascii="Liberation Serif" w:hAnsi="Liberation Serif" w:cs="Liberation Serif" w:eastAsia="Liberation Serif"/>
+          <w:b/>
+          <w:sz w:val="28"/>
+        </w:rPr>
+        <w:t>ДОДАТОК А. ТЕХНІЧНЕ ЗАВДАННЯ ПРОЄКТУ</w:t>
+      </w:r>
+      <w:r>
+        <w:rPr>
+          <w:rFonts w:ascii="Liberation Serif" w:hAnsi="Liberation Serif" w:cs="Liberation Serif" w:eastAsia="Liberation Serif"/>
+          <w:sz w:val="28"/>
+        </w:rPr>
+        <w:tab/>
+      </w:r>
+      <w:r>
+        <w:rPr>
+          <w:rFonts w:ascii="Liberation Serif" w:hAnsi="Liberation Serif" w:cs="Liberation Serif" w:eastAsia="Liberation Serif"/>
+          <w:b/>
+          <w:sz w:val="28"/>
+        </w:rPr>
+        <w:t>36</w:t>
       </w:r>
     </w:p>
     <w:p>
@@ -8762,7 +9541,7 @@
       </w:r>
     </w:p>
     <w:p>
-      <w:bookmarkStart w:id="83878" w:name="dodatok_a"/>
+      <w:bookmarkStart w:id="78020" w:name="dodatok_a"/>
       <w:pPr>
         <w:pStyle w:val="Heading1"/>
         <w:keepNext/>
@@ -8770,7 +9549,7 @@
         <w:spacing w:before="120" w:after="120" w:line="276" w:lineRule="auto"/>
         <w:jc w:val="center"/>
       </w:pPr>
-      <w:bookmarkEnd w:id="83878"/>
+      <w:bookmarkEnd w:id="78020"/>
       <w:r>
         <w:rPr>
           <w:rFonts w:ascii="Liberation Serif" w:hAnsi="Liberation Serif" w:cs="Liberation Serif" w:eastAsia="Liberation Serif"/>
